--- a/Java/Exercise/oop/bt_nhiều.docx
+++ b/Java/Exercise/oop/bt_nhiều.docx
@@ -14307,6 +14307,15 @@
         </w:rPr>
         <w:t>n.</w:t>
       </w:r>
+      <w:r>
+        <w:rPr>
+          <w:rFonts w:ascii="Raleway" w:eastAsia="Times New Roman" w:hAnsi="Raleway" w:cs="Times New Roman"/>
+          <w:color w:val="3F3F3F"/>
+          <w:sz w:val="27"/>
+          <w:szCs w:val="27"/>
+        </w:rPr>
+        <w:tab/>
+      </w:r>
     </w:p>
     <w:p>
       <w:pPr>
@@ -17501,6 +17510,16 @@
           <w:t>o</w:t>
         </w:r>
       </w:hyperlink>
+      <w:r>
+        <w:rPr>
+          <w:rFonts w:ascii="Raleway" w:eastAsia="Times New Roman" w:hAnsi="Raleway" w:cs="Times New Roman"/>
+          <w:color w:val="32A853"/>
+          <w:sz w:val="27"/>
+          <w:szCs w:val="27"/>
+          <w:bdr w:val="none" w:sz="0" w:space="0" w:color="auto" w:frame="1"/>
+        </w:rPr>
+        <w:t>s</w:t>
+      </w:r>
     </w:p>
     <w:p>
       <w:pPr>
